--- a/政達搭排案/15_土地登記謄本申請書_梅山段329.docx
+++ b/政達搭排案/15_土地登記謄本申請書_梅山段329.docx
@@ -28,8 +28,8 @@
       <w:r>
         <w:rPr>
           <w:rFonts w:ascii="Microsoft JhengHei" w:cs="Microsoft JhengHei" w:eastAsia="Microsoft JhengHei" w:hAnsi="Microsoft JhengHei"/>
-          <w:sz w:val="21"/>
-          <w:szCs w:val="21"/>
+          <w:sz w:val="24"/>
+          <w:szCs w:val="24"/>
         </w:rPr>
         <w:t xml:space="preserve">用途:政達木業有限公司二廠生活污水搭排申請案 —— 檢附「介入口所在土地」謄本
 受理機關:</w:t>
@@ -39,16 +39,16 @@
           <w:rFonts w:ascii="Microsoft JhengHei" w:cs="Microsoft JhengHei" w:eastAsia="Microsoft JhengHei" w:hAnsi="Microsoft JhengHei"/>
           <w:b/>
           <w:bCs/>
-          <w:sz w:val="21"/>
-          <w:szCs w:val="21"/>
+          <w:sz w:val="24"/>
+          <w:szCs w:val="24"/>
         </w:rPr>
         <w:t xml:space="preserve">宜蘭縣羅東地政事務所</w:t>
       </w:r>
       <w:r>
         <w:rPr>
           <w:rFonts w:ascii="Microsoft JhengHei" w:cs="Microsoft JhengHei" w:eastAsia="Microsoft JhengHei" w:hAnsi="Microsoft JhengHei"/>
-          <w:sz w:val="21"/>
-          <w:szCs w:val="21"/>
+          <w:sz w:val="24"/>
+          <w:szCs w:val="24"/>
         </w:rPr>
         <w:t xml:space="preserve">(冬山鄉轄區;全國任一地政事務所均可跨所申請,亦可使用全國地政電子謄本系統線上申領)</w:t>
       </w:r>
@@ -105,8 +105,8 @@
             <w:r>
               <w:rPr>
                 <w:rFonts w:ascii="Microsoft JhengHei" w:cs="Microsoft JhengHei" w:eastAsia="Microsoft JhengHei" w:hAnsi="Microsoft JhengHei"/>
-                <w:sz w:val="20"/>
-                <w:szCs w:val="20"/>
+                <w:sz w:val="24"/>
+                <w:szCs w:val="24"/>
               </w:rPr>
               <w:t xml:space="preserve">項目</w:t>
             </w:r>
@@ -130,8 +130,8 @@
             <w:r>
               <w:rPr>
                 <w:rFonts w:ascii="Microsoft JhengHei" w:cs="Microsoft JhengHei" w:eastAsia="Microsoft JhengHei" w:hAnsi="Microsoft JhengHei"/>
-                <w:sz w:val="20"/>
-                <w:szCs w:val="20"/>
+                <w:sz w:val="24"/>
+                <w:szCs w:val="24"/>
               </w:rPr>
               <w:t xml:space="preserve">內容</w:t>
             </w:r>
@@ -156,8 +156,8 @@
             <w:r>
               <w:rPr>
                 <w:rFonts w:ascii="Microsoft JhengHei" w:cs="Microsoft JhengHei" w:eastAsia="Microsoft JhengHei" w:hAnsi="Microsoft JhengHei"/>
-                <w:sz w:val="20"/>
-                <w:szCs w:val="20"/>
+                <w:sz w:val="24"/>
+                <w:szCs w:val="24"/>
               </w:rPr>
               <w:t xml:space="preserve">土地標示</w:t>
             </w:r>
@@ -180,8 +180,8 @@
             <w:r>
               <w:rPr>
                 <w:rFonts w:ascii="Microsoft JhengHei" w:cs="Microsoft JhengHei" w:eastAsia="Microsoft JhengHei" w:hAnsi="Microsoft JhengHei"/>
-                <w:sz w:val="20"/>
-                <w:szCs w:val="20"/>
+                <w:sz w:val="24"/>
+                <w:szCs w:val="24"/>
               </w:rPr>
               <w:t xml:space="preserve">宜蘭縣冬山鄉</w:t>
             </w:r>
@@ -190,8 +190,8 @@
                 <w:rFonts w:ascii="Microsoft JhengHei" w:cs="Microsoft JhengHei" w:eastAsia="Microsoft JhengHei" w:hAnsi="Microsoft JhengHei"/>
                 <w:b/>
                 <w:bCs/>
-                <w:sz w:val="20"/>
-                <w:szCs w:val="20"/>
+                <w:sz w:val="24"/>
+                <w:szCs w:val="24"/>
               </w:rPr>
               <w:t xml:space="preserve">梅山段 329 地號</w:t>
             </w:r>
@@ -216,8 +216,8 @@
             <w:r>
               <w:rPr>
                 <w:rFonts w:ascii="Microsoft JhengHei" w:cs="Microsoft JhengHei" w:eastAsia="Microsoft JhengHei" w:hAnsi="Microsoft JhengHei"/>
-                <w:sz w:val="20"/>
-                <w:szCs w:val="20"/>
+                <w:sz w:val="24"/>
+                <w:szCs w:val="24"/>
               </w:rPr>
               <w:t xml:space="preserve">用地類別</w:t>
             </w:r>
@@ -240,8 +240,8 @@
             <w:r>
               <w:rPr>
                 <w:rFonts w:ascii="Microsoft JhengHei" w:cs="Microsoft JhengHei" w:eastAsia="Microsoft JhengHei" w:hAnsi="Microsoft JhengHei"/>
-                <w:sz w:val="20"/>
-                <w:szCs w:val="20"/>
+                <w:sz w:val="24"/>
+                <w:szCs w:val="24"/>
               </w:rPr>
               <w:t xml:space="preserve">水利用地(農業部農田水利署經管)</w:t>
             </w:r>
@@ -266,8 +266,8 @@
             <w:r>
               <w:rPr>
                 <w:rFonts w:ascii="Microsoft JhengHei" w:cs="Microsoft JhengHei" w:eastAsia="Microsoft JhengHei" w:hAnsi="Microsoft JhengHei"/>
-                <w:sz w:val="20"/>
-                <w:szCs w:val="20"/>
+                <w:sz w:val="24"/>
+                <w:szCs w:val="24"/>
               </w:rPr>
               <w:t xml:space="preserve">登記簿面積</w:t>
             </w:r>
@@ -290,8 +290,8 @@
             <w:r>
               <w:rPr>
                 <w:rFonts w:ascii="Microsoft JhengHei" w:cs="Microsoft JhengHei" w:eastAsia="Microsoft JhengHei" w:hAnsi="Microsoft JhengHei"/>
-                <w:sz w:val="20"/>
-                <w:szCs w:val="20"/>
+                <w:sz w:val="24"/>
+                <w:szCs w:val="24"/>
               </w:rPr>
               <w:t xml:space="preserve">2,090.90 平方公尺</w:t>
             </w:r>
@@ -357,8 +357,8 @@
             <w:r>
               <w:rPr>
                 <w:rFonts w:ascii="Microsoft JhengHei" w:cs="Microsoft JhengHei" w:eastAsia="Microsoft JhengHei" w:hAnsi="Microsoft JhengHei"/>
-                <w:sz w:val="20"/>
-                <w:szCs w:val="20"/>
+                <w:sz w:val="24"/>
+                <w:szCs w:val="24"/>
               </w:rPr>
               <w:t xml:space="preserve">申請項目</w:t>
             </w:r>
@@ -382,8 +382,8 @@
             <w:r>
               <w:rPr>
                 <w:rFonts w:ascii="Microsoft JhengHei" w:cs="Microsoft JhengHei" w:eastAsia="Microsoft JhengHei" w:hAnsi="Microsoft JhengHei"/>
-                <w:sz w:val="20"/>
-                <w:szCs w:val="20"/>
+                <w:sz w:val="24"/>
+                <w:szCs w:val="24"/>
               </w:rPr>
               <w:t xml:space="preserve">類別</w:t>
             </w:r>
@@ -407,8 +407,8 @@
             <w:r>
               <w:rPr>
                 <w:rFonts w:ascii="Microsoft JhengHei" w:cs="Microsoft JhengHei" w:eastAsia="Microsoft JhengHei" w:hAnsi="Microsoft JhengHei"/>
-                <w:sz w:val="20"/>
-                <w:szCs w:val="20"/>
+                <w:sz w:val="24"/>
+                <w:szCs w:val="24"/>
               </w:rPr>
               <w:t xml:space="preserve">份數</w:t>
             </w:r>
@@ -433,8 +433,8 @@
             <w:r>
               <w:rPr>
                 <w:rFonts w:ascii="Microsoft JhengHei" w:cs="Microsoft JhengHei" w:eastAsia="Microsoft JhengHei" w:hAnsi="Microsoft JhengHei"/>
-                <w:sz w:val="20"/>
-                <w:szCs w:val="20"/>
+                <w:sz w:val="24"/>
+                <w:szCs w:val="24"/>
               </w:rPr>
               <w:t xml:space="preserve">土地登記謄本</w:t>
             </w:r>
@@ -459,8 +459,8 @@
                 <w:rFonts w:ascii="Microsoft JhengHei" w:cs="Microsoft JhengHei" w:eastAsia="Microsoft JhengHei" w:hAnsi="Microsoft JhengHei"/>
                 <w:b/>
                 <w:bCs/>
-                <w:sz w:val="20"/>
-                <w:szCs w:val="20"/>
+                <w:sz w:val="24"/>
+                <w:szCs w:val="24"/>
               </w:rPr>
               <w:t xml:space="preserve">第二類</w:t>
             </w:r>
@@ -483,8 +483,8 @@
             <w:r>
               <w:rPr>
                 <w:rFonts w:ascii="Microsoft JhengHei" w:cs="Microsoft JhengHei" w:eastAsia="Microsoft JhengHei" w:hAnsi="Microsoft JhengHei"/>
-                <w:sz w:val="20"/>
-                <w:szCs w:val="20"/>
+                <w:sz w:val="24"/>
+                <w:szCs w:val="24"/>
               </w:rPr>
               <w:t xml:space="preserve">2 份</w:t>
             </w:r>
@@ -509,8 +509,8 @@
             <w:r>
               <w:rPr>
                 <w:rFonts w:ascii="Microsoft JhengHei" w:cs="Microsoft JhengHei" w:eastAsia="Microsoft JhengHei" w:hAnsi="Microsoft JhengHei"/>
-                <w:sz w:val="20"/>
-                <w:szCs w:val="20"/>
+                <w:sz w:val="24"/>
+                <w:szCs w:val="24"/>
               </w:rPr>
               <w:t xml:space="preserve">地籍圖謄本</w:t>
             </w:r>
@@ -533,8 +533,8 @@
             <w:r>
               <w:rPr>
                 <w:rFonts w:ascii="Microsoft JhengHei" w:cs="Microsoft JhengHei" w:eastAsia="Microsoft JhengHei" w:hAnsi="Microsoft JhengHei"/>
-                <w:sz w:val="20"/>
-                <w:szCs w:val="20"/>
+                <w:sz w:val="24"/>
+                <w:szCs w:val="24"/>
               </w:rPr>
               <w:t xml:space="preserve">—</w:t>
             </w:r>
@@ -557,8 +557,8 @@
             <w:r>
               <w:rPr>
                 <w:rFonts w:ascii="Microsoft JhengHei" w:cs="Microsoft JhengHei" w:eastAsia="Microsoft JhengHei" w:hAnsi="Microsoft JhengHei"/>
-                <w:sz w:val="20"/>
-                <w:szCs w:val="20"/>
+                <w:sz w:val="24"/>
+                <w:szCs w:val="24"/>
               </w:rPr>
               <w:t xml:space="preserve">2 份</w:t>
             </w:r>
@@ -580,16 +580,16 @@
           <w:rFonts w:ascii="Microsoft JhengHei" w:cs="Microsoft JhengHei" w:eastAsia="Microsoft JhengHei" w:hAnsi="Microsoft JhengHei"/>
           <w:b/>
           <w:bCs/>
-          <w:sz w:val="21"/>
-          <w:szCs w:val="21"/>
+          <w:sz w:val="24"/>
+          <w:szCs w:val="24"/>
         </w:rPr>
         <w:t xml:space="preserve">說明</w:t>
       </w:r>
       <w:r>
         <w:rPr>
           <w:rFonts w:ascii="Microsoft JhengHei" w:cs="Microsoft JhengHei" w:eastAsia="Microsoft JhengHei" w:hAnsi="Microsoft JhengHei"/>
-          <w:sz w:val="21"/>
-          <w:szCs w:val="21"/>
+          <w:sz w:val="24"/>
+          <w:szCs w:val="24"/>
         </w:rPr>
         <w:t xml:space="preserve">:第一類謄本限登記名義人本人申請;梅山段 329 地號登記名義人為公務機關(農田水利署經管之水利用地),一般申請人請領</w:t>
       </w:r>
@@ -598,16 +598,16 @@
           <w:rFonts w:ascii="Microsoft JhengHei" w:cs="Microsoft JhengHei" w:eastAsia="Microsoft JhengHei" w:hAnsi="Microsoft JhengHei"/>
           <w:b/>
           <w:bCs/>
-          <w:sz w:val="21"/>
-          <w:szCs w:val="21"/>
+          <w:sz w:val="24"/>
+          <w:szCs w:val="24"/>
         </w:rPr>
         <w:t xml:space="preserve">第二類謄本</w:t>
       </w:r>
       <w:r>
         <w:rPr>
           <w:rFonts w:ascii="Microsoft JhengHei" w:cs="Microsoft JhengHei" w:eastAsia="Microsoft JhengHei" w:hAnsi="Microsoft JhengHei"/>
-          <w:sz w:val="21"/>
-          <w:szCs w:val="21"/>
+          <w:sz w:val="24"/>
+          <w:szCs w:val="24"/>
         </w:rPr>
         <w:t xml:space="preserve">即可,搭排申請檢附使用無礙。</w:t>
       </w:r>
@@ -664,8 +664,8 @@
             <w:r>
               <w:rPr>
                 <w:rFonts w:ascii="Microsoft JhengHei" w:cs="Microsoft JhengHei" w:eastAsia="Microsoft JhengHei" w:hAnsi="Microsoft JhengHei"/>
-                <w:sz w:val="20"/>
-                <w:szCs w:val="20"/>
+                <w:sz w:val="24"/>
+                <w:szCs w:val="24"/>
               </w:rPr>
               <w:t xml:space="preserve">欄位</w:t>
             </w:r>
@@ -689,8 +689,8 @@
             <w:r>
               <w:rPr>
                 <w:rFonts w:ascii="Microsoft JhengHei" w:cs="Microsoft JhengHei" w:eastAsia="Microsoft JhengHei" w:hAnsi="Microsoft JhengHei"/>
-                <w:sz w:val="20"/>
-                <w:szCs w:val="20"/>
+                <w:sz w:val="24"/>
+                <w:szCs w:val="24"/>
               </w:rPr>
               <w:t xml:space="preserve">內容</w:t>
             </w:r>
@@ -715,8 +715,8 @@
             <w:r>
               <w:rPr>
                 <w:rFonts w:ascii="Microsoft JhengHei" w:cs="Microsoft JhengHei" w:eastAsia="Microsoft JhengHei" w:hAnsi="Microsoft JhengHei"/>
-                <w:sz w:val="20"/>
-                <w:szCs w:val="20"/>
+                <w:sz w:val="24"/>
+                <w:szCs w:val="24"/>
               </w:rPr>
               <w:t xml:space="preserve">申請人</w:t>
             </w:r>
@@ -739,8 +739,8 @@
             <w:r>
               <w:rPr>
                 <w:rFonts w:ascii="Microsoft JhengHei" w:cs="Microsoft JhengHei" w:eastAsia="Microsoft JhengHei" w:hAnsi="Microsoft JhengHei"/>
-                <w:sz w:val="20"/>
-                <w:szCs w:val="20"/>
+                <w:sz w:val="24"/>
+                <w:szCs w:val="24"/>
               </w:rPr>
               <w:t xml:space="preserve">鄭玉屏</w:t>
             </w:r>
@@ -765,8 +765,8 @@
             <w:r>
               <w:rPr>
                 <w:rFonts w:ascii="Microsoft JhengHei" w:cs="Microsoft JhengHei" w:eastAsia="Microsoft JhengHei" w:hAnsi="Microsoft JhengHei"/>
-                <w:sz w:val="20"/>
-                <w:szCs w:val="20"/>
+                <w:sz w:val="24"/>
+                <w:szCs w:val="24"/>
               </w:rPr>
               <w:t xml:space="preserve">國民身分證統一編號</w:t>
             </w:r>
@@ -789,8 +789,8 @@
             <w:r>
               <w:rPr>
                 <w:rFonts w:ascii="Microsoft JhengHei" w:cs="Microsoft JhengHei" w:eastAsia="Microsoft JhengHei" w:hAnsi="Microsoft JhengHei"/>
-                <w:sz w:val="20"/>
-                <w:szCs w:val="20"/>
+                <w:sz w:val="24"/>
+                <w:szCs w:val="24"/>
               </w:rPr>
               <w:t xml:space="preserve">【臨櫃填寫】</w:t>
             </w:r>
@@ -815,8 +815,8 @@
             <w:r>
               <w:rPr>
                 <w:rFonts w:ascii="Microsoft JhengHei" w:cs="Microsoft JhengHei" w:eastAsia="Microsoft JhengHei" w:hAnsi="Microsoft JhengHei"/>
-                <w:sz w:val="20"/>
-                <w:szCs w:val="20"/>
+                <w:sz w:val="24"/>
+                <w:szCs w:val="24"/>
               </w:rPr>
               <w:t xml:space="preserve">聯絡電話</w:t>
             </w:r>
@@ -839,8 +839,8 @@
             <w:r>
               <w:rPr>
                 <w:rFonts w:ascii="Microsoft JhengHei" w:cs="Microsoft JhengHei" w:eastAsia="Microsoft JhengHei" w:hAnsi="Microsoft JhengHei"/>
-                <w:sz w:val="20"/>
-                <w:szCs w:val="20"/>
+                <w:sz w:val="24"/>
+                <w:szCs w:val="24"/>
               </w:rPr>
               <w:t xml:space="preserve">【臨櫃填寫】</w:t>
             </w:r>
@@ -865,8 +865,8 @@
             <w:r>
               <w:rPr>
                 <w:rFonts w:ascii="Microsoft JhengHei" w:cs="Microsoft JhengHei" w:eastAsia="Microsoft JhengHei" w:hAnsi="Microsoft JhengHei"/>
-                <w:sz w:val="20"/>
-                <w:szCs w:val="20"/>
+                <w:sz w:val="24"/>
+                <w:szCs w:val="24"/>
               </w:rPr>
               <w:t xml:space="preserve">通訊地址</w:t>
             </w:r>
@@ -889,8 +889,8 @@
             <w:r>
               <w:rPr>
                 <w:rFonts w:ascii="Microsoft JhengHei" w:cs="Microsoft JhengHei" w:eastAsia="Microsoft JhengHei" w:hAnsi="Microsoft JhengHei"/>
-                <w:sz w:val="20"/>
-                <w:szCs w:val="20"/>
+                <w:sz w:val="24"/>
+                <w:szCs w:val="24"/>
               </w:rPr>
               <w:t xml:space="preserve">【臨櫃填寫】</w:t>
             </w:r>
@@ -915,8 +915,8 @@
             <w:r>
               <w:rPr>
                 <w:rFonts w:ascii="Microsoft JhengHei" w:cs="Microsoft JhengHei" w:eastAsia="Microsoft JhengHei" w:hAnsi="Microsoft JhengHei"/>
-                <w:sz w:val="20"/>
-                <w:szCs w:val="20"/>
+                <w:sz w:val="24"/>
+                <w:szCs w:val="24"/>
               </w:rPr>
               <w:t xml:space="preserve">申請用途</w:t>
             </w:r>
@@ -939,8 +939,8 @@
             <w:r>
               <w:rPr>
                 <w:rFonts w:ascii="Microsoft JhengHei" w:cs="Microsoft JhengHei" w:eastAsia="Microsoft JhengHei" w:hAnsi="Microsoft JhengHei"/>
-                <w:sz w:val="20"/>
-                <w:szCs w:val="20"/>
+                <w:sz w:val="24"/>
+                <w:szCs w:val="24"/>
               </w:rPr>
               <w:t xml:space="preserve">搭排申請檢附(政達木業有限公司二廠)</w:t>
             </w:r>
@@ -975,16 +975,16 @@
       <w:r>
         <w:rPr>
           <w:rFonts w:ascii="Microsoft JhengHei" w:cs="Microsoft JhengHei" w:eastAsia="Microsoft JhengHei" w:hAnsi="Microsoft JhengHei"/>
-          <w:sz w:val="21"/>
-          <w:szCs w:val="21"/>
+          <w:sz w:val="24"/>
+          <w:szCs w:val="24"/>
         </w:rPr>
         <w:t xml:space="preserve">1. </w:t>
       </w:r>
       <w:r>
         <w:rPr>
           <w:rFonts w:ascii="Microsoft JhengHei" w:cs="Microsoft JhengHei" w:eastAsia="Microsoft JhengHei" w:hAnsi="Microsoft JhengHei"/>
-          <w:sz w:val="21"/>
-          <w:szCs w:val="21"/>
+          <w:sz w:val="24"/>
+          <w:szCs w:val="24"/>
         </w:rPr>
         <w:t xml:space="preserve">謄本須為</w:t>
       </w:r>
@@ -993,16 +993,16 @@
           <w:rFonts w:ascii="Microsoft JhengHei" w:cs="Microsoft JhengHei" w:eastAsia="Microsoft JhengHei" w:hAnsi="Microsoft JhengHei"/>
           <w:b/>
           <w:bCs/>
-          <w:sz w:val="21"/>
-          <w:szCs w:val="21"/>
+          <w:sz w:val="24"/>
+          <w:szCs w:val="24"/>
         </w:rPr>
         <w:t xml:space="preserve">搭排申請日前 3 個月內</w:t>
       </w:r>
       <w:r>
         <w:rPr>
           <w:rFonts w:ascii="Microsoft JhengHei" w:cs="Microsoft JhengHei" w:eastAsia="Microsoft JhengHei" w:hAnsi="Microsoft JhengHei"/>
-          <w:sz w:val="21"/>
-          <w:szCs w:val="21"/>
+          <w:sz w:val="24"/>
+          <w:szCs w:val="24"/>
         </w:rPr>
         <w:t xml:space="preserve">核發(申請檢核表要求)。</w:t>
       </w:r>
@@ -1015,16 +1015,16 @@
       <w:r>
         <w:rPr>
           <w:rFonts w:ascii="Microsoft JhengHei" w:cs="Microsoft JhengHei" w:eastAsia="Microsoft JhengHei" w:hAnsi="Microsoft JhengHei"/>
-          <w:sz w:val="21"/>
-          <w:szCs w:val="21"/>
+          <w:sz w:val="24"/>
+          <w:szCs w:val="24"/>
         </w:rPr>
         <w:t xml:space="preserve">2. </w:t>
       </w:r>
       <w:r>
         <w:rPr>
           <w:rFonts w:ascii="Microsoft JhengHei" w:cs="Microsoft JhengHei" w:eastAsia="Microsoft JhengHei" w:hAnsi="Microsoft JhengHei"/>
-          <w:sz w:val="21"/>
-          <w:szCs w:val="21"/>
+          <w:sz w:val="24"/>
+          <w:szCs w:val="24"/>
         </w:rPr>
         <w:t xml:space="preserve">梅山段 </w:t>
       </w:r>
@@ -1033,16 +1033,16 @@
           <w:rFonts w:ascii="Microsoft JhengHei" w:cs="Microsoft JhengHei" w:eastAsia="Microsoft JhengHei" w:hAnsi="Microsoft JhengHei"/>
           <w:b/>
           <w:bCs/>
-          <w:sz w:val="21"/>
-          <w:szCs w:val="21"/>
+          <w:sz w:val="24"/>
+          <w:szCs w:val="24"/>
         </w:rPr>
         <w:t xml:space="preserve">349</w:t>
       </w:r>
       <w:r>
         <w:rPr>
           <w:rFonts w:ascii="Microsoft JhengHei" w:cs="Microsoft JhengHei" w:eastAsia="Microsoft JhengHei" w:hAnsi="Microsoft JhengHei"/>
-          <w:sz w:val="21"/>
-          <w:szCs w:val="21"/>
+          <w:sz w:val="24"/>
+          <w:szCs w:val="24"/>
         </w:rPr>
         <w:t xml:space="preserve"> 地號謄本已於 115/8/28 領有(羅東謄字第 014081 號),尚在 3 個月效期內,</w:t>
       </w:r>
@@ -1051,16 +1051,16 @@
           <w:rFonts w:ascii="Microsoft JhengHei" w:cs="Microsoft JhengHei" w:eastAsia="Microsoft JhengHei" w:hAnsi="Microsoft JhengHei"/>
           <w:b/>
           <w:bCs/>
-          <w:sz w:val="21"/>
-          <w:szCs w:val="21"/>
+          <w:sz w:val="24"/>
+          <w:szCs w:val="24"/>
         </w:rPr>
         <w:t xml:space="preserve">毋須重領</w:t>
       </w:r>
       <w:r>
         <w:rPr>
           <w:rFonts w:ascii="Microsoft JhengHei" w:cs="Microsoft JhengHei" w:eastAsia="Microsoft JhengHei" w:hAnsi="Microsoft JhengHei"/>
-          <w:sz w:val="21"/>
-          <w:szCs w:val="21"/>
+          <w:sz w:val="24"/>
+          <w:szCs w:val="24"/>
         </w:rPr>
         <w:t xml:space="preserve">;本次僅補請 </w:t>
       </w:r>
@@ -1069,16 +1069,16 @@
           <w:rFonts w:ascii="Microsoft JhengHei" w:cs="Microsoft JhengHei" w:eastAsia="Microsoft JhengHei" w:hAnsi="Microsoft JhengHei"/>
           <w:b/>
           <w:bCs/>
-          <w:sz w:val="21"/>
-          <w:szCs w:val="21"/>
+          <w:sz w:val="24"/>
+          <w:szCs w:val="24"/>
         </w:rPr>
         <w:t xml:space="preserve">329</w:t>
       </w:r>
       <w:r>
         <w:rPr>
           <w:rFonts w:ascii="Microsoft JhengHei" w:cs="Microsoft JhengHei" w:eastAsia="Microsoft JhengHei" w:hAnsi="Microsoft JhengHei"/>
-          <w:sz w:val="21"/>
-          <w:szCs w:val="21"/>
+          <w:sz w:val="24"/>
+          <w:szCs w:val="24"/>
         </w:rPr>
         <w:t xml:space="preserve"> 地號。</w:t>
       </w:r>
@@ -1091,16 +1091,16 @@
       <w:r>
         <w:rPr>
           <w:rFonts w:ascii="Microsoft JhengHei" w:cs="Microsoft JhengHei" w:eastAsia="Microsoft JhengHei" w:hAnsi="Microsoft JhengHei"/>
-          <w:sz w:val="21"/>
-          <w:szCs w:val="21"/>
+          <w:sz w:val="24"/>
+          <w:szCs w:val="24"/>
         </w:rPr>
         <w:t xml:space="preserve">3. </w:t>
       </w:r>
       <w:r>
         <w:rPr>
           <w:rFonts w:ascii="Microsoft JhengHei" w:cs="Microsoft JhengHei" w:eastAsia="Microsoft JhengHei" w:hAnsi="Microsoft JhengHei"/>
-          <w:sz w:val="21"/>
-          <w:szCs w:val="21"/>
+          <w:sz w:val="24"/>
+          <w:szCs w:val="24"/>
         </w:rPr>
         <w:t xml:space="preserve">規費:登記謄本每張 20 元、地籍圖謄本每張 20 元(臨櫃)。</w:t>
       </w:r>
@@ -1113,16 +1113,16 @@
       <w:r>
         <w:rPr>
           <w:rFonts w:ascii="Microsoft JhengHei" w:cs="Microsoft JhengHei" w:eastAsia="Microsoft JhengHei" w:hAnsi="Microsoft JhengHei"/>
-          <w:sz w:val="21"/>
-          <w:szCs w:val="21"/>
+          <w:sz w:val="24"/>
+          <w:szCs w:val="24"/>
         </w:rPr>
         <w:t xml:space="preserve">4. </w:t>
       </w:r>
       <w:r>
         <w:rPr>
           <w:rFonts w:ascii="Microsoft JhengHei" w:cs="Microsoft JhengHei" w:eastAsia="Microsoft JhengHei" w:hAnsi="Microsoft JhengHei"/>
-          <w:sz w:val="21"/>
-          <w:szCs w:val="21"/>
+          <w:sz w:val="24"/>
+          <w:szCs w:val="24"/>
         </w:rPr>
         <w:t xml:space="preserve">領得謄本後,隨同搭排申請文件一併檢附送農業部農田水利署宜蘭管理處(羅東管理分處)。</w:t>
       </w:r>
@@ -1134,8 +1134,8 @@
       <w:r>
         <w:rPr>
           <w:rFonts w:ascii="Microsoft JhengHei" w:cs="Microsoft JhengHei" w:eastAsia="Microsoft JhengHei" w:hAnsi="Microsoft JhengHei"/>
-          <w:sz w:val="21"/>
-          <w:szCs w:val="21"/>
+          <w:sz w:val="24"/>
+          <w:szCs w:val="24"/>
         </w:rPr>
         <w:t xml:space="preserve">中 華 民 國 115 年 　 月 　 日</w:t>
       </w:r>
